--- a/UX/Research/Onderzoek_wantrouwen_AI-feedback.docx
+++ b/UX/Research/Onderzoek_wantrouwen_AI-feedback.docx
@@ -80,7 +80,66 @@
         <w:spacing w:after="160" w:line="276"/>
       </w:pPr>
       <w:r>
-        <w:t xml:space="preserve">In de enquête onder StudieStappers gaven een aantal mensen aan dat ze twijfelen of een AI-tool eerlijke feedback kan geven. Dat snappen we wel. Er wordt op dit moment veel over AI gesproken en de meeste mensen kennen het vooral van ChatGPT. Als StudieStappers de AI-coach niet vertrouwen, gaan ze de feedback ook niet gebruiken, ook al klopt die inhoudelijk.</w:t>
+        <w:t xml:space="preserve">In de enquête onder StudieStappers gaven veel mensen aan dat ze twijfelen of een AI-tool eerlijke feedback kan geven. Op de vraag hoeveel vertrouwen ze daarin hebben, gaven vijf van de elf StudieStappers een 1 of 2 en niemand een 5. Het gemiddelde was 2,36 op een schaal van 1 tot 5 (afbeelding 1). Dat snappen we wel. Er wordt op dit moment veel over AI gesproken en de meeste mensen kennen het vooral van ChatGPT. Als StudieStappers de AI-coach niet vertrouwen, gaan ze de feedback ook niet gebruiken, ook al klopt die inhoudelijk.</w:t>
+      </w:r>
+    </w:p>
+    <w:p>
+      <w:pPr>
+        <w:keepNext/>
+        <w:spacing w:after="80" w:line="240" w:lineRule="auto"/>
+        <w:ind w:firstLine="0" w:left="0"/>
+        <w:jc w:val="center"/>
+      </w:pPr>
+      <w:r>
+        <w:drawing>
+          <wp:inline xmlns:a="http://schemas.openxmlformats.org/drawingml/2006/main" xmlns:pic="http://schemas.openxmlformats.org/drawingml/2006/picture">
+            <wp:extent cx="3768000" cy="2700000"/>
+            <wp:docPr id="1" name="Picture 1"/>
+            <wp:cNvGraphicFramePr>
+              <a:graphicFrameLocks noChangeAspect="1"/>
+            </wp:cNvGraphicFramePr>
+            <a:graphic>
+              <a:graphicData uri="http://schemas.openxmlformats.org/drawingml/2006/picture">
+                <pic:pic>
+                  <pic:nvPicPr>
+                    <pic:cNvPr id="0" name="468d93fc-image.png"/>
+                    <pic:cNvPicPr/>
+                  </pic:nvPicPr>
+                  <pic:blipFill>
+                    <a:blip r:embed="rId9"/>
+                    <a:stretch>
+                      <a:fillRect/>
+                    </a:stretch>
+                  </pic:blipFill>
+                  <pic:spPr>
+                    <a:xfrm>
+                      <a:off x="0" y="0"/>
+                      <a:ext cx="3768000" cy="2700000"/>
+                    </a:xfrm>
+                    <a:prstGeom prst="rect"/>
+                  </pic:spPr>
+                </pic:pic>
+              </a:graphicData>
+            </a:graphic>
+          </wp:inline>
+        </w:drawing>
+      </w:r>
+    </w:p>
+    <w:p>
+      <w:pPr>
+        <w:keepNext w:val="0"/>
+        <w:spacing w:after="160" w:line="276"/>
+        <w:ind w:firstLine="0"/>
+      </w:pPr>
+      <w:r>
+        <w:rPr>
+          <w:i/>
+          <w:iCs/>
+          <w:color w:val="595959"/>
+          <w:sz w:val="18"/>
+          <w:szCs w:val="18"/>
+        </w:rPr>
+        <w:t xml:space="preserve">Afbeelding 1: Diagram over hoeveel vertrouwen de respondenten erin hebben dat een AI-tool hun workshop eerlijk kan beoordelen</w:t>
       </w:r>
     </w:p>
     <w:p>
@@ -136,7 +195,7 @@
         <w:spacing w:after="160" w:line="276"/>
       </w:pPr>
       <w:r>
-        <w:t xml:space="preserve">Dat zien we ook terug in de enquête. StudieStappers vragen zich af of de AI hun workshop goed genoeg begrijpt en of hij dingen mist die een mens wel zou opvallen. Als één opmerking niet klopt, is de kans groot dat ze de rest van de feedback ook minder serieus nemen.</w:t>
+        <w:t xml:space="preserve">Dat zien we ook terug in de enquête. StudieStappers vragen zich af of de AI hun workshop goed genoeg begrijpt en of hij dingen mist die een mens wel zou opvallen. Eén StudieStapper schreef bijvoorbeeld dat de aansluiting bij de belevingswereld van leerlingen iets is wat een AI-tool nooit goed kan beoordelen. Anderen twijfelen of de feedback wel nuttig genoeg is en of de tool beter is dan andere AI-tools. Als één opmerking niet klopt, is de kans groot dat ze de rest van de feedback ook minder serieus nemen.</w:t>
       </w:r>
     </w:p>
     <w:p>
@@ -181,6 +240,73 @@
     </w:p>
     <w:p>
       <w:pPr>
+        <w:spacing w:after="160" w:line="276"/>
+      </w:pPr>
+      <w:r>
+        <w:t xml:space="preserve">Ook in de enquête is privacy de zorg die het vaakst terugkomt. Zeven van de elf StudieStappers vinden het heel belangrijk om zelf te bepalen wat er met de opname gebeurt, met een gemiddelde van 4,27 (afbeelding 2). StudieStappers noemden onder andere het gevoel dat de informatie ergens online te vinden is en dat ze de opname niet zelf kunnen verwijderen. Twee StudieStappers gingen ervan uit dat hun workshop gefilmd wordt. Dat is niet zo: de AI-coach gebruikt alleen geluid.</w:t>
+      </w:r>
+    </w:p>
+    <w:p>
+      <w:pPr>
+        <w:keepNext/>
+        <w:spacing w:after="80" w:line="240" w:lineRule="auto"/>
+        <w:ind w:firstLine="0" w:left="0"/>
+        <w:jc w:val="center"/>
+      </w:pPr>
+      <w:r>
+        <w:drawing>
+          <wp:inline xmlns:a="http://schemas.openxmlformats.org/drawingml/2006/main" xmlns:pic="http://schemas.openxmlformats.org/drawingml/2006/picture">
+            <wp:extent cx="3666812" cy="2700000"/>
+            <wp:docPr id="2" name="Picture 2"/>
+            <wp:cNvGraphicFramePr>
+              <a:graphicFrameLocks noChangeAspect="1"/>
+            </wp:cNvGraphicFramePr>
+            <a:graphic>
+              <a:graphicData uri="http://schemas.openxmlformats.org/drawingml/2006/picture">
+                <pic:pic>
+                  <pic:nvPicPr>
+                    <pic:cNvPr id="0" name="36ed6174-image.png"/>
+                    <pic:cNvPicPr/>
+                  </pic:nvPicPr>
+                  <pic:blipFill>
+                    <a:blip r:embed="rId10"/>
+                    <a:stretch>
+                      <a:fillRect/>
+                    </a:stretch>
+                  </pic:blipFill>
+                  <pic:spPr>
+                    <a:xfrm>
+                      <a:off x="0" y="0"/>
+                      <a:ext cx="3666812" cy="2700000"/>
+                    </a:xfrm>
+                    <a:prstGeom prst="rect"/>
+                  </pic:spPr>
+                </pic:pic>
+              </a:graphicData>
+            </a:graphic>
+          </wp:inline>
+        </w:drawing>
+      </w:r>
+    </w:p>
+    <w:p>
+      <w:pPr>
+        <w:keepNext w:val="0"/>
+        <w:spacing w:after="160" w:line="276"/>
+        <w:ind w:firstLine="0"/>
+      </w:pPr>
+      <w:r>
+        <w:rPr>
+          <w:i/>
+          <w:iCs/>
+          <w:color w:val="595959"/>
+          <w:sz w:val="18"/>
+          <w:szCs w:val="18"/>
+        </w:rPr>
+        <w:t xml:space="preserve">Afbeelding 2: Diagram over hoe belangrijk de respondenten het vinden om zelf te bepalen wat er met de opname gebeurt</w:t>
+      </w:r>
+    </w:p>
+    <w:p>
+      <w:pPr>
         <w:pStyle w:val="Heading2"/>
       </w:pPr>
       <w:r>
@@ -197,6 +323,31 @@
     </w:p>
     <w:p>
       <w:pPr>
+        <w:spacing w:after="160" w:line="276"/>
+      </w:pPr>
+      <w:r>
+        <w:t xml:space="preserve">In de enquête schreef een StudieStapper dat het gevoel bekeken te worden de grootste drempel is om de AI-coach te gebruiken. Een ander vond dat AI door mensen gecontroleerd moet worden, en niet dat mensen door AI gecontroleerd worden.</w:t>
+      </w:r>
+    </w:p>
+    <w:p>
+      <w:pPr>
+        <w:pStyle w:val="Heading2"/>
+        <w:keepNext/>
+      </w:pPr>
+      <w:r>
+        <w:t xml:space="preserve">2.6 Bezwaren tegen AI zelf</w:t>
+      </w:r>
+    </w:p>
+    <w:p>
+      <w:pPr>
+        <w:spacing w:after="160" w:line="276"/>
+      </w:pPr>
+      <w:r>
+        <w:t xml:space="preserve">In de enquête kwam nog een reden naar voren die we in de literatuur niet tegenkwamen. Een paar StudieStappers hebben bezwaar tegen AI zelf. Ze noemden het energieverbruik en het klimaat, en vinden dat feedback van echte mensen moet komen, omdat dat past bij de persoonlijke, warme sfeer van StudieStap. Op een deel hiervan kan de AI-coach iets laten zien: het is geen chatbot en er zit geen groot taalmodel zoals ChatGPT in. Maar een principieel bezwaar kun je niet wegnemen met een goed ontwerp, en dat willen we ook niet. Daarom moet het gebruik van de AI-coach een eigen keuze blijven, en is de AI-coach een aanvulling op feedback van mensen en geen vervanging.</w:t>
+      </w:r>
+    </w:p>
+    <w:p>
+      <w:pPr>
         <w:pStyle w:val="Heading1"/>
       </w:pPr>
       <w:r>
@@ -272,7 +423,7 @@
         <w:spacing w:after="160" w:line="276"/>
       </w:pPr>
       <w:r>
-        <w:t xml:space="preserve">Ook de opname blijft privé. Omdat alles lokaal wordt verwerkt, gaat de opname niet van de computer af en komt er geen ander bedrijf aan te pas. Dat is belangrijk, omdat op de opnames ook leerlingen te horen zijn en hun stemmen onder de AVG vallen. Bij de ChatGPT-app gaat alles wat je invoert naar de servers van OpenAI. Bij de AI-coach is dat niet zo, dus een workshopopname komt niet in ChatGPT terecht en kan ook niet door anderen gevonden worden.</w:t>
+        <w:t>Ook de opname blijft privé. Omdat alles lokaal wordt verwerkt, gaat de opname niet van de computer af en komt er geen ander bedrijf aan te pas. Dat is belangrijk, omdat op de opnames ook leerlingen te horen zijn en hun stemmen onder de AVG vallen. Bij de ChatGPT-app gaat alles wat je invoert naar de servers van OpenAI. Bij de AI-coach is dat niet zo, dus een workshopopname komt niet in ChatGPT terecht en kan ook niet door anderen gevonden worden. De AI-coach gebruikt alleen het geluid van de workshop. Er wordt niets gefilmd.</w:t>
       </w:r>
     </w:p>
     <w:p>
@@ -344,7 +495,7 @@
         <w:spacing w:after="160" w:line="276"/>
       </w:pPr>
       <w:r>
-        <w:t xml:space="preserve">Het wantrouwen van StudieStappers tegenover AI-feedback heeft meerdere oorzaken. Mensen maken zich in het algemeen zorgen over AI, vooral als ze er weinig van weten. Een fout van een AI weegt zwaarder dan een fout van een mens. Vaak is niet duidelijk hoe een AI tot zijn antwoord komt. Daarnaast zijn mensen bang dat hun gegevens ergens anders terechtkomen of dat ze beoordeeld worden.</w:t>
+        <w:t>Het wantrouwen van StudieStappers tegenover AI-feedback heeft meerdere oorzaken. Mensen maken zich in het algemeen zorgen over AI, vooral als ze er weinig van weten. Een fout van een AI weegt zwaarder dan een fout van een mens. Vaak is niet duidelijk hoe een AI tot zijn antwoord komt. Daarnaast zijn mensen bang dat hun gegevens ergens anders terechtkomen of dat ze beoordeeld worden. In de enquête onder StudieStappers zagen we dit terug: het vertrouwen in eerlijke AI-feedback is laag en StudieStappers willen vooral zelf bepalen wat er met hun opname gebeurt. Een paar StudieStappers hebben daarnaast principieel bezwaar tegen AI.</w:t>
       </w:r>
     </w:p>
     <w:p>
@@ -360,7 +511,7 @@
         <w:spacing w:after="160" w:line="276"/>
       </w:pPr>
       <w:r>
-        <w:t xml:space="preserve">Het is wel belangrijk om eerlijk te zijn over wat de tool niet kan. Whisper kan een woord verkeerd verstaan en geen enkele meting is perfect. Als je dat gewoon benoemt en StudieStappers zelf laat controleren, komt dat betrouwbaarder over dan wanneer je doet alsof alles klopt. Ons advies is daarom om in de app een korte uitleg te zetten over hoe de AI-coach werkt, waar de feedback op gebaseerd is en wie de feedback kan zien. Daarnaast raden we aan om een “klopt niet”-knop toe te voegen bij de feedback.</w:t>
+        <w:t>Het is wel belangrijk om eerlijk te zijn over wat de tool niet kan. Whisper kan een woord verkeerd verstaan en geen enkele meting is perfect. Als je dat gewoon benoemt en StudieStappers zelf laat controleren, komt dat betrouwbaarder over dan wanneer je doet alsof alles klopt. Ons advies is daarom om in de app een korte uitleg te zetten over hoe de AI-coach werkt, waar de feedback op gebaseerd is en wie de feedback kan zien. Daarnaast raden we aan om een “klopt niet”-knop toe te voegen bij de feedback. Ook willen we de StudieStapper de opname zelf laten verwijderen, duidelijk maken dat alleen geluid wordt gebruikt en het gebruik van de AI-coach vrijwillig houden.</w:t>
       </w:r>
     </w:p>
     <w:p>
